--- a/week-2/quests/퀘스트1/CV_Jaheon Kang_202608.docx
+++ b/week-2/quests/퀘스트1/CV_Jaheon Kang_202608.docx
@@ -242,232 +242,20 @@
           <w:rFonts w:ascii="Arial" w:hAnsi="Arial" w:cs="Arial"/>
         </w:rPr>
       </w:pPr>
-      <w:r>
-        <w:rPr>
-          <w:rFonts w:ascii="Arial" w:hAnsi="Arial" w:cs="Arial" w:hint="eastAsia"/>
-          <w:b/>
-          <w:bCs/>
-        </w:rPr>
-        <w:t>주민등록번호</w:t>
-      </w:r>
-      <w:r>
-        <w:rPr>
-          <w:rFonts w:ascii="Arial" w:hAnsi="Arial" w:cs="Arial" w:hint="eastAsia"/>
-        </w:rPr>
-        <w:t xml:space="preserve"> </w:t>
-      </w:r>
-      <w:r>
-        <w:rPr>
-          <w:rFonts w:ascii="Arial" w:hAnsi="Arial" w:cs="Arial"/>
-        </w:rPr>
-        <w:t>: 670614 – 1037112</w:t>
-      </w:r>
-    </w:p>
-    <w:p>
-      <w:pPr>
-        <w:rPr>
-          <w:rFonts w:ascii="Arial" w:hAnsi="Arial" w:cs="Arial"/>
-        </w:rPr>
-      </w:pPr>
-    </w:p>
-    <w:p>
-      <w:pPr>
-        <w:rPr>
-          <w:rFonts w:ascii="Arial" w:hAnsi="Arial" w:cs="Arial"/>
-        </w:rPr>
-      </w:pPr>
-      <w:r>
-        <w:rPr>
-          <w:rFonts w:ascii="Arial" w:hAnsi="Arial" w:cs="Arial" w:hint="eastAsia"/>
-          <w:b/>
-          <w:bCs/>
-        </w:rPr>
-        <w:t>주소</w:t>
-      </w:r>
-      <w:r>
-        <w:rPr>
-          <w:rFonts w:ascii="Arial" w:hAnsi="Arial" w:cs="Arial" w:hint="eastAsia"/>
-        </w:rPr>
-        <w:t xml:space="preserve"> </w:t>
-      </w:r>
-      <w:r>
-        <w:rPr>
-          <w:rFonts w:ascii="Arial" w:hAnsi="Arial" w:cs="Arial"/>
-        </w:rPr>
-        <w:t xml:space="preserve">: </w:t>
-      </w:r>
-      <w:r>
-        <w:rPr>
-          <w:rFonts w:ascii="Arial" w:hAnsi="Arial" w:cs="Arial" w:hint="eastAsia"/>
-        </w:rPr>
-        <w:t>서울</w:t>
-      </w:r>
-      <w:r>
-        <w:rPr>
-          <w:rFonts w:ascii="Arial" w:hAnsi="Arial" w:cs="Arial" w:hint="eastAsia"/>
-        </w:rPr>
-        <w:t xml:space="preserve"> </w:t>
-      </w:r>
-      <w:r>
-        <w:rPr>
-          <w:rFonts w:ascii="Arial" w:hAnsi="Arial" w:cs="Arial" w:hint="eastAsia"/>
-        </w:rPr>
-        <w:t>강남구</w:t>
-      </w:r>
-      <w:r>
-        <w:rPr>
-          <w:rFonts w:ascii="Arial" w:hAnsi="Arial" w:cs="Arial" w:hint="eastAsia"/>
-        </w:rPr>
-        <w:t xml:space="preserve"> </w:t>
-      </w:r>
-      <w:r>
-        <w:rPr>
-          <w:rFonts w:ascii="Arial" w:hAnsi="Arial" w:cs="Arial" w:hint="eastAsia"/>
-        </w:rPr>
-        <w:t>도곡로</w:t>
-      </w:r>
-      <w:r>
-        <w:rPr>
-          <w:rFonts w:ascii="Arial" w:hAnsi="Arial" w:cs="Arial" w:hint="eastAsia"/>
-        </w:rPr>
-        <w:t>7</w:t>
-      </w:r>
-      <w:r>
-        <w:rPr>
-          <w:rFonts w:ascii="Arial" w:hAnsi="Arial" w:cs="Arial"/>
-        </w:rPr>
-        <w:t>8</w:t>
-      </w:r>
-      <w:r>
-        <w:rPr>
-          <w:rFonts w:ascii="Arial" w:hAnsi="Arial" w:cs="Arial" w:hint="eastAsia"/>
-        </w:rPr>
-        <w:t>길</w:t>
-      </w:r>
-      <w:r>
-        <w:rPr>
-          <w:rFonts w:ascii="Arial" w:hAnsi="Arial" w:cs="Arial" w:hint="eastAsia"/>
-        </w:rPr>
-        <w:t xml:space="preserve"> </w:t>
-      </w:r>
-      <w:r>
-        <w:rPr>
-          <w:rFonts w:ascii="Arial" w:hAnsi="Arial" w:cs="Arial"/>
-        </w:rPr>
-        <w:t xml:space="preserve">22 </w:t>
-      </w:r>
-      <w:r>
-        <w:rPr>
-          <w:rFonts w:ascii="Arial" w:hAnsi="Arial" w:cs="Arial" w:hint="eastAsia"/>
-        </w:rPr>
-        <w:t>대치삼성아파트</w:t>
-      </w:r>
-      <w:r>
-        <w:rPr>
-          <w:rFonts w:ascii="Arial" w:hAnsi="Arial" w:cs="Arial" w:hint="eastAsia"/>
-        </w:rPr>
-        <w:t xml:space="preserve"> </w:t>
-      </w:r>
-      <w:r>
-        <w:rPr>
-          <w:rFonts w:ascii="Arial" w:hAnsi="Arial" w:cs="Arial"/>
-        </w:rPr>
-        <w:t>104</w:t>
-      </w:r>
-      <w:r>
-        <w:rPr>
-          <w:rFonts w:ascii="Arial" w:hAnsi="Arial" w:cs="Arial" w:hint="eastAsia"/>
-        </w:rPr>
-        <w:t>동</w:t>
-      </w:r>
-      <w:r>
-        <w:rPr>
-          <w:rFonts w:ascii="Arial" w:hAnsi="Arial" w:cs="Arial" w:hint="eastAsia"/>
-        </w:rPr>
-        <w:t xml:space="preserve"> </w:t>
-      </w:r>
-      <w:r>
-        <w:rPr>
-          <w:rFonts w:ascii="Arial" w:hAnsi="Arial" w:cs="Arial"/>
-        </w:rPr>
-        <w:t>706</w:t>
-      </w:r>
-      <w:r>
-        <w:rPr>
-          <w:rFonts w:ascii="Arial" w:hAnsi="Arial" w:cs="Arial" w:hint="eastAsia"/>
-        </w:rPr>
-        <w:t>호</w:t>
-      </w:r>
-    </w:p>
-    <w:p>
-      <w:pPr>
-        <w:rPr>
-          <w:rFonts w:ascii="Arial" w:hAnsi="Arial" w:cs="Arial"/>
-        </w:rPr>
-      </w:pPr>
-    </w:p>
-    <w:p>
-      <w:pPr>
-        <w:rPr>
-          <w:rFonts w:ascii="Arial" w:hAnsi="Arial" w:cs="Arial"/>
-        </w:rPr>
-      </w:pPr>
-      <w:r>
-        <w:rPr>
-          <w:rFonts w:ascii="Arial" w:hAnsi="Arial" w:cs="Arial" w:hint="eastAsia"/>
-          <w:b/>
-          <w:bCs/>
-        </w:rPr>
-        <w:t>연락처</w:t>
-      </w:r>
-      <w:r>
-        <w:rPr>
-          <w:rFonts w:ascii="Arial" w:hAnsi="Arial" w:cs="Arial" w:hint="eastAsia"/>
-        </w:rPr>
-        <w:t xml:space="preserve"> </w:t>
-      </w:r>
-      <w:r>
-        <w:rPr>
-          <w:rFonts w:ascii="Arial" w:hAnsi="Arial" w:cs="Arial"/>
-        </w:rPr>
-        <w:t>: 010-4308-6014</w:t>
-      </w:r>
-    </w:p>
-    <w:p>
-      <w:pPr>
-        <w:rPr>
-          <w:rFonts w:ascii="Arial" w:hAnsi="Arial" w:cs="Arial"/>
-        </w:rPr>
-      </w:pPr>
-    </w:p>
-    <w:p>
-      <w:pPr>
-        <w:rPr>
-          <w:rFonts w:ascii="Arial" w:hAnsi="Arial" w:cs="Arial"/>
-        </w:rPr>
-      </w:pPr>
-      <w:r>
-        <w:rPr>
-          <w:rFonts w:ascii="Arial" w:hAnsi="Arial" w:cs="Arial" w:hint="eastAsia"/>
-          <w:b/>
-          <w:bCs/>
-        </w:rPr>
-        <w:t>이메일</w:t>
-      </w:r>
-      <w:r>
-        <w:rPr>
-          <w:rFonts w:ascii="Arial" w:hAnsi="Arial" w:cs="Arial" w:hint="eastAsia"/>
-          <w:b/>
-          <w:bCs/>
-        </w:rPr>
-        <w:t xml:space="preserve"> </w:t>
-      </w:r>
-      <w:r>
-        <w:rPr>
-          <w:rFonts w:ascii="Arial" w:hAnsi="Arial" w:cs="Arial"/>
-        </w:rPr>
-        <w:t>: jhkang0614@naver.com</w:t>
-      </w:r>
+    </w:p>
+    <w:p>
+      <w:pPr>
+        <w:rPr>
+          <w:rFonts w:ascii="Arial" w:hAnsi="Arial" w:cs="Arial"/>
+        </w:rPr>
+      </w:pPr>
+    </w:p>
+    <w:p>
+      <w:pPr>
+        <w:rPr>
+          <w:rFonts w:ascii="Arial" w:hAnsi="Arial" w:cs="Arial"/>
+        </w:rPr>
+      </w:pPr>
     </w:p>
     <w:p>
       <w:pPr>
